--- a/volumes/1/hells-tales-anthology-expanded.docx
+++ b/volumes/1/hells-tales-anthology-expanded.docx
@@ -40,7 +40,7 @@
           <w:i/>
           <w:sz w:val="22"/>
         </w:rPr>
-        <w:t>Truth does not promise comfort. It promises an account.</w:t>
+        <w:t>Accounts from the courts of Heaven and Hell.</w:t>
       </w:r>
     </w:p>
     <w:p>
@@ -62,22 +62,22 @@
     </w:p>
     <w:p>
       <w:r>
-        <w:t>These tales concern non-conventional religious beliefs and points of view. Some readers may find the material offensive, dangerous, or irreverent. Enter with an open mind only if you can tolerate an alternative narrative to traditional Christian teaching.</w:t>
+        <w:t>These stories depict abuse by clergy, dispute divine justice and recast God and Satan as characters in a contested history. Their treatment of Christian beliefs may offend some readers.</w:t>
       </w:r>
     </w:p>
     <w:p>
       <w:r>
-        <w:t>These stories are written for the free thinker who believes a painful truth is worth more than a comfortable lie that preserves willful ignorance.</w:t>
+        <w:t>The anthology includes cruelty, coercion and death.</w:t>
       </w:r>
     </w:p>
     <w:p>
       <w:r>
-        <w:t>This is fiction. Its tribunals, devils, saints, records, and punishments are instruments of moral inquiry—not articles of faith.</w:t>
+        <w:t>The characters, courts and judgments described here are fictional.</w:t>
       </w:r>
     </w:p>
     <w:p>
       <w:r>
-        <w:t>This expanded edition preserves the six original testimonies while adding scenes, motivations, consequences, and connective material to deepen their plots and characters.</w:t>
+        <w:t>This edition contains longer versions of the six tales.</w:t>
       </w:r>
     </w:p>
     <w:p>
@@ -124,14 +124,16 @@
     <w:p/>
     <w:p>
       <w:pPr>
+        <w:spacing w:after="110"/>
         <w:ind w:firstLine="317"/>
       </w:pPr>
       <w:r>
-        <w:t>The man arrived in Hell with his hands folded as if he had been expecting an appointment. He expected claws. He expected horns. He expected the kind of vulgar spectacle he had purchased for other men in paintings and sermons.</w:t>
+        <w:t>The man arrived in Hell with his hands folded as if he had been expecting an appointment. He had paid for enough paintings and sermons to have a clear idea of the horns awaiting him.</w:t>
       </w:r>
     </w:p>
     <w:p>
       <w:pPr>
+        <w:spacing w:after="110"/>
         <w:ind w:firstLine="317"/>
       </w:pPr>
       <w:r>
@@ -140,6 +142,7 @@
     </w:p>
     <w:p>
       <w:pPr>
+        <w:spacing w:after="110"/>
         <w:ind w:firstLine="317"/>
       </w:pPr>
       <w:r>
@@ -148,6 +151,7 @@
     </w:p>
     <w:p>
       <w:pPr>
+        <w:spacing w:after="110"/>
         <w:ind w:firstLine="317"/>
       </w:pPr>
       <w:r>
@@ -156,6 +160,7 @@
     </w:p>
     <w:p>
       <w:pPr>
+        <w:spacing w:after="110"/>
         <w:ind w:firstLine="317"/>
       </w:pPr>
       <w:r>
@@ -164,6 +169,7 @@
     </w:p>
     <w:p>
       <w:pPr>
+        <w:spacing w:after="110"/>
         <w:ind w:firstLine="317"/>
       </w:pPr>
       <w:r>
@@ -172,6 +178,7 @@
     </w:p>
     <w:p>
       <w:pPr>
+        <w:spacing w:after="110"/>
         <w:ind w:firstLine="317"/>
       </w:pPr>
       <w:r>
@@ -180,6 +187,7 @@
     </w:p>
     <w:p>
       <w:pPr>
+        <w:spacing w:after="110"/>
         <w:ind w:firstLine="317"/>
       </w:pPr>
       <w:r>
@@ -188,6 +196,7 @@
     </w:p>
     <w:p>
       <w:pPr>
+        <w:spacing w:after="110"/>
         <w:ind w:firstLine="317"/>
       </w:pPr>
       <w:r>
@@ -196,6 +205,7 @@
     </w:p>
     <w:p>
       <w:pPr>
+        <w:spacing w:after="110"/>
         <w:ind w:firstLine="317"/>
       </w:pPr>
       <w:r>
@@ -204,6 +214,7 @@
     </w:p>
     <w:p>
       <w:pPr>
+        <w:spacing w:after="110"/>
         <w:ind w:firstLine="317"/>
       </w:pPr>
       <w:r>
@@ -212,6 +223,7 @@
     </w:p>
     <w:p>
       <w:pPr>
+        <w:spacing w:after="110"/>
         <w:ind w:firstLine="317"/>
       </w:pPr>
       <w:r>
@@ -220,14 +232,16 @@
     </w:p>
     <w:p>
       <w:pPr>
+        <w:spacing w:after="110"/>
         <w:ind w:firstLine="317"/>
       </w:pPr>
       <w:r>
-        <w:t>That was what Lucian remembered now. Not the scream, but the small sound before it. The ledger recorded a meeting held the following morning. Compensation had been denied because the boy’s mother could not prove the child had been instructed to clean the teeth while the machine was still.</w:t>
+        <w:t>The small sound before the scream stayed with Lucian. The ledger recorded a meeting held the following morning. Compensation had been denied because the boy’s mother could not prove the child had been instructed to clean the teeth while the machine was still.</w:t>
       </w:r>
     </w:p>
     <w:p>
       <w:pPr>
+        <w:spacing w:after="110"/>
         <w:ind w:firstLine="317"/>
       </w:pPr>
       <w:r>
@@ -236,6 +250,7 @@
     </w:p>
     <w:p>
       <w:pPr>
+        <w:spacing w:after="110"/>
         <w:ind w:firstLine="317"/>
       </w:pPr>
       <w:r>
@@ -244,6 +259,7 @@
     </w:p>
     <w:p>
       <w:pPr>
+        <w:spacing w:after="110"/>
         <w:ind w:firstLine="317"/>
       </w:pPr>
       <w:r>
@@ -252,6 +268,7 @@
     </w:p>
     <w:p>
       <w:pPr>
+        <w:spacing w:after="110"/>
         <w:ind w:firstLine="317"/>
       </w:pPr>
       <w:r>
@@ -260,14 +277,16 @@
     </w:p>
     <w:p>
       <w:pPr>
+        <w:spacing w:after="110"/>
         <w:ind w:firstLine="317"/>
       </w:pPr>
       <w:r>
-        <w:t>The mill scene did not vanish when Lucian looked away. Instead, the room widened and forced him into the meeting held after the boy's injury. He saw himself younger, impatient, drumming two fingers on a walnut table while managers argued over compensation. Harrow had quietly warned that paying the family might establish a precedent. The foreman had suggested replacing the missing guard on the machine. Lucian remembered asking what the guard would cost across all twelve factories. The answer had been less than the flowers later sent to his mother's memorial. He had still postponed the repair until the next quarter. Now the injured boy sat at the far end of the conference table, older than he had ever lived to become, holding the hand he never got to keep. “Which part was necessity?” the boy asked. Lucian searched for the manager who had made the recommendation, but Hell had removed every subordinate from the room. There was only Lucian, the number, and the choice.</w:t>
+        <w:t>The mill scene did not vanish when Lucian looked away. Instead, the room widened and forced him into the meeting held after the boy's injury. He saw himself younger, impatient, drumming two fingers on a walnut table while managers argued over compensation. Harrow had quietly warned that paying the family might establish a precedent. The foreman had suggested replacing the missing guard on the machine. Lucian remembered asking what the guard would cost across all twelve factories. The answer had been less than the flowers later sent to his mother's memorial. He had still postponed the repair until the next quarter. Now the injured boy sat at the far end of the conference table, older than he had ever lived to become, holding the hand he never got to keep. “Which part was necessity?” the boy asked. Lucian searched for the manager who had made the recommendation, but Hell had removed every subordinate from the room. The repair estimate lay before Lucian. He could still read it.</w:t>
       </w:r>
     </w:p>
     <w:p>
       <w:pPr>
+        <w:spacing w:after="110"/>
         <w:ind w:firstLine="317"/>
       </w:pPr>
       <w:r>
@@ -276,6 +295,7 @@
     </w:p>
     <w:p>
       <w:pPr>
+        <w:spacing w:after="110"/>
         <w:ind w:firstLine="317"/>
       </w:pPr>
       <w:r>
@@ -284,6 +304,7 @@
     </w:p>
     <w:p>
       <w:pPr>
+        <w:spacing w:after="110"/>
         <w:ind w:firstLine="317"/>
       </w:pPr>
       <w:r>
@@ -292,6 +313,7 @@
     </w:p>
     <w:p>
       <w:pPr>
+        <w:spacing w:after="110"/>
         <w:ind w:firstLine="317"/>
       </w:pPr>
       <w:r>
@@ -300,6 +322,7 @@
     </w:p>
     <w:p>
       <w:pPr>
+        <w:spacing w:after="110"/>
         <w:ind w:firstLine="317"/>
       </w:pPr>
       <w:r>
@@ -308,6 +331,7 @@
     </w:p>
     <w:p>
       <w:pPr>
+        <w:spacing w:after="110"/>
         <w:ind w:firstLine="317"/>
       </w:pPr>
       <w:r>
@@ -316,6 +340,7 @@
     </w:p>
     <w:p>
       <w:pPr>
+        <w:spacing w:after="110"/>
         <w:ind w:firstLine="317"/>
       </w:pPr>
       <w:r>
@@ -324,14 +349,16 @@
     </w:p>
     <w:p>
       <w:pPr>
+        <w:spacing w:after="110"/>
         <w:ind w:firstLine="317"/>
       </w:pPr>
       <w:r>
-        <w:t>Before the six possible substitutes entered, Harrow asked permission to open one final file. It contained no contract, only letters Lucian had never read: petitions from workers, warnings from engineers, a note from his wife after their youngest child's funeral, and a page written by his son at school describing a father who could purchase anything except an afternoon. Lucian's anger became almost physical. He accused Harrow of withholding the letters. Harrow answered that each had been placed on Lucian's desk. “You trained us to decide what was worth your attention,” he said. “Eventually we learned that pain without financial consequence was not.” For the first time Lucian understood delegation as something more intimate than management. He had not merely hired people to perform tasks. He had hired them to stand between himself and knowledge. The bargain offered by Hell was therefore perfectly tailored: one more intermediary, one final transfer, one last clean signature.</w:t>
+        <w:t>Before the six possible substitutes entered, Harrow asked permission to open one final file. It contained no contract, only letters Lucian had never read: petitions from workers, warnings from engineers, a note from his wife after their youngest child's funeral, and a page written by his son at school describing a father who could purchase anything except an afternoon. Lucian's anger became almost physical. He accused Harrow of withholding the letters. Harrow answered that each had been placed on Lucian's desk. “You trained us to decide what was worth your attention,” he said. “Eventually we learned that pain without financial consequence was not.” Lucian remembered telling Harrow which letters deserved an answer. Now he wanted to dismiss him again, and there was no one left to take his place.</w:t>
       </w:r>
     </w:p>
     <w:p>
       <w:pPr>
+        <w:spacing w:after="110"/>
         <w:ind w:firstLine="317"/>
       </w:pPr>
       <w:r>
@@ -340,6 +367,7 @@
     </w:p>
     <w:p>
       <w:pPr>
+        <w:spacing w:after="110"/>
         <w:ind w:firstLine="317"/>
       </w:pPr>
       <w:r>
@@ -348,6 +376,7 @@
     </w:p>
     <w:p>
       <w:pPr>
+        <w:spacing w:after="110"/>
         <w:ind w:firstLine="317"/>
       </w:pPr>
       <w:r>
@@ -356,6 +385,7 @@
     </w:p>
     <w:p>
       <w:pPr>
+        <w:spacing w:after="110"/>
         <w:ind w:firstLine="317"/>
       </w:pPr>
       <w:r>
@@ -364,6 +394,7 @@
     </w:p>
     <w:p>
       <w:pPr>
+        <w:spacing w:after="110"/>
         <w:ind w:firstLine="317"/>
       </w:pPr>
       <w:r>
@@ -372,6 +403,7 @@
     </w:p>
     <w:p>
       <w:pPr>
+        <w:spacing w:after="110"/>
         <w:ind w:firstLine="317"/>
       </w:pPr>
       <w:r>
@@ -380,6 +412,7 @@
     </w:p>
     <w:p>
       <w:pPr>
+        <w:spacing w:after="110"/>
         <w:ind w:firstLine="317"/>
       </w:pPr>
       <w:r>
@@ -388,22 +421,25 @@
     </w:p>
     <w:p>
       <w:pPr>
+        <w:spacing w:after="110"/>
         <w:ind w:firstLine="317"/>
       </w:pPr>
       <w:r>
-        <w:t>The bargain was not Hell’s invention. Hell had merely removed the paperwork. “If I refuse?” “You will serve what belongs to you.” “For how long?” “Until you can feel a consequence without converting it into a number.” Lucian looked again at Marta. Her hands were knotted with age.</w:t>
+        <w:t>He had been accepting that bargain throughout his life. “If I refuse?” “You will serve what belongs to you.” “For how long?” “Until you can feel a consequence without converting it into a number.” Lucian looked again at Marta. Her hands were knotted with age.</w:t>
       </w:r>
     </w:p>
     <w:p>
       <w:pPr>
+        <w:spacing w:after="110"/>
         <w:ind w:firstLine="317"/>
       </w:pPr>
       <w:r>
-        <w:t>When Lucian finally chose his own account, the sentence began not with agony but with proximity. He became the boy at the gears and the executive reading the accident report. He became Marta waiting outside the mine and the clerk stamping her claim denied. He became a passenger on the ferry and the investor pleased that cheaper steel had improved the quarter. Each perspective arrived complete, with memories and private hopes that had never appeared in his ledgers. The punishment was not that he felt pain multiplied by thousands. It was that each person ceased to be interchangeable. Every statistic acquired a kitchen, a favorite song, a child, an unfinished argument, a morning plan. The world he had compressed into columns expanded until there was nowhere left to stand outside it.</w:t>
+        <w:t>When Lucian chose his own account, he found himself beside the people in the ledger. He became the boy at the gears and the executive reading the accident report. He became Marta waiting outside the mine and the clerk stamping her claim denied. He became a passenger on the ferry and the investor pleased that cheaper steel had improved the quarter. Each perspective arrived complete, with memories and private hopes that had never appeared in his ledgers. He knew what each had hoped to do that morning. He could no longer turn the page and forget them.</w:t>
       </w:r>
     </w:p>
     <w:p>
       <w:pPr>
+        <w:spacing w:after="110"/>
         <w:ind w:firstLine="317"/>
       </w:pPr>
       <w:r>
@@ -412,6 +448,7 @@
     </w:p>
     <w:p>
       <w:pPr>
+        <w:spacing w:after="110"/>
         <w:ind w:firstLine="317"/>
       </w:pPr>
       <w:r>
@@ -420,14 +457,16 @@
     </w:p>
     <w:p>
       <w:pPr>
+        <w:spacing w:after="110"/>
         <w:ind w:firstLine="317"/>
       </w:pPr>
       <w:r>
-        <w:t>He understood at last that it had been answered. Not by a demon, but by every choice he had made afterward. “I choose my account,” he said. The figure closed the ledger.</w:t>
+        <w:t>He had spent his life carrying out that prayer. “I choose my account,” he said. The figure closed the ledger.</w:t>
       </w:r>
     </w:p>
     <w:p>
       <w:pPr>
+        <w:spacing w:after="110"/>
         <w:ind w:firstLine="317"/>
       </w:pPr>
       <w:r>
@@ -436,6 +475,7 @@
     </w:p>
     <w:p>
       <w:pPr>
+        <w:spacing w:after="110"/>
         <w:ind w:firstLine="317"/>
       </w:pPr>
       <w:r>
@@ -444,6 +484,7 @@
     </w:p>
     <w:p>
       <w:pPr>
+        <w:spacing w:after="110"/>
         <w:ind w:firstLine="317"/>
       </w:pPr>
       <w:r>
@@ -545,7 +586,7 @@
         <w:ind w:firstLine="317"/>
       </w:pPr>
       <w:r>
-        <w:t>Aurelius had not always loved certainty. As a young seminarian he had once filled notebooks with questions and hidden them beneath his mattress. Mother Sabine found one and, instead of reporting him, wrote a sentence on the final page: Faith that cannot survive a question is only fear with architecture. He treasured the line for years. Then came advancement, donors, committees, and the intoxicating discovery that people rewarded a man who sounded certain. Questions complicated sermons. Certainty filled pews. By forty, Aurelius no longer hid his doubts; he had trained himself not to recognize them. The corridor returned the old notebook to his hands. Every question he had crossed out now appeared in the margins of another person's life.</w:t>
+        <w:t>Aurelius had not always loved certainty. As a young seminarian he had once filled notebooks with questions and hidden them beneath his mattress. Mother Sabine found one and, instead of reporting him, wrote a sentence on the final page: Ask it, Aurelius. A question will not destroy your faith. He treasured the line for years. As Aurelius rose through the church, donors praised his firm answers. He stopped bringing his questions to the pulpit. By forty, Aurelius no longer hid his doubts; he had trained himself not to recognize them. The corridor returned the old notebook to his hands. Every question he had crossed out now appeared in the margins of another person's life.</w:t>
       </w:r>
     </w:p>
     <w:p>
@@ -601,7 +642,7 @@
         <w:ind w:firstLine="317"/>
       </w:pPr>
       <w:r>
-        <w:t>Behind one door waited not a victim but a meeting. Aurelius saw the cathedral board gathered around polished oak while Lena's accusation against the deacon lay in a folder. A lawyer warned of scandal. A donor warned of division. Aurelius remembered the strange calm that entered him when the solution became institutional rather than moral. Transfer the deacon. Offer Lena counseling somewhere else. Avoid language that admitted wrongdoing. He had prayed before signing the plan and had mistaken the relief he felt afterward for divine approval. The clerk stopped the memory at the moment his pen touched paper. “What revelation occurred here?” she asked. Aurelius said they had protected the church. “From what?” “Scandal.” The clerk looked toward Lena. “You mean from being known.”</w:t>
+        <w:t>Another door opened onto a meeting. Aurelius saw the cathedral board gathered around polished oak while Lena's accusation against the deacon lay in a folder. A lawyer warned of scandal. A donor warned of division. Aurelius remembered his relief when the lawyer offered a way to keep the accusation quiet. Transfer the deacon. Offer Lena counseling somewhere else. Avoid language that admitted wrongdoing. He had prayed before signing the plan and had mistaken the relief he felt afterward for divine approval. The clerk stopped the memory at the moment his pen touched paper. “What revelation occurred here?” she asked. Aurelius said they had protected the church. “From what?” “Scandal.” The clerk looked toward Lena. “You mean from being known.”</w:t>
       </w:r>
     </w:p>
     <w:p>
@@ -649,7 +690,7 @@
         <w:ind w:firstLine="317"/>
       </w:pPr>
       <w:r>
-        <w:t>Mother Sabine led him through a side passage filled with discarded objects: wedding rings returned after annulments, letters from expelled clergy, children's drawings left in empty classrooms, protest signs collected after police cleared cathedral steps. Aurelius recognized none of them, yet his seal appeared on the orders that had moved each object out of sight. Sabine explained that institutions develop a second theology composed entirely of what they refuse to see. “You preached a God who saw everything,” she said, “while building a church skilled at looking away.” Aurelius tried to answer with the good he had done, but the corridor would not permit subtraction. Mercy and cruelty remained side by side, both true, neither canceling the other.</w:t>
+        <w:t>Mother Sabine led him through a side passage filled with discarded objects: wedding rings returned after annulments, letters from expelled clergy, children's drawings left in empty classrooms, protest signs collected after police cleared cathedral steps. Aurelius recognized none of them, yet his seal appeared on the orders that had moved each object out of sight. Sabine pointed to his seal on the orders. “You preached a God who saw everything,” she said, “while building a church skilled at looking away.” Aurelius began to speak of his charities. Sabine waited beside the objects until he fell silent.</w:t>
       </w:r>
     </w:p>
     <w:p>
@@ -705,7 +746,7 @@
         <w:ind w:firstLine="317"/>
       </w:pPr>
       <w:r>
-        <w:t>When the congregation finally spoke from the galleries, they did not deliver a unified indictment. Some thanked him. A dying man remembered Aurelius holding his hand. A scholarship student said the bishop's quiet gift had changed her life. Then Jonas spoke about the price of telling the truth, and Lena spoke about winter. The contradictions tormented Aurelius more than simple condemnation could have. He wanted a verdict that would tell him what kind of man he had been. The Tribunal offered none. He had been generous and cowardly, tender and vain, disciplined and cruel. His first real confession began when he stopped trying to reduce a life to a single moral adjective.</w:t>
+        <w:t>When the congregation finally spoke from the galleries, they did not deliver a unified indictment. Some thanked him. A dying man remembered Aurelius holding his hand. A scholarship student said the bishop's quiet gift had changed her life. Then Jonas spoke about the price of telling the truth, and Lena spoke about winter. Aurelius wanted someone to tell him which testimony counted. Jonas was still speaking, so he waited.</w:t>
       </w:r>
     </w:p>
     <w:p>
@@ -827,7 +868,7 @@
         <w:ind w:firstLine="317"/>
       </w:pPr>
       <w:r>
-        <w:t>The Court Above had summoned Satan many times, but this hearing felt different. In the antechamber he passed statues of civilizations that had each declared themselves permanent. Their inscriptions had been revised so often that the stone beneath the gold leaf was almost gone. An angelic clerk offered him a prepared statement admitting broad responsibility for human corruption. Satan read it, crossed out the word responsibility, and replaced it with usefulness. “That is not the approved language,” the clerk said. “That is why I improved it.” He had learned that Heaven's bureaucracy feared imprecision less than it feared unsanctioned precision.</w:t>
+        <w:t>The Court Above had summoned Satan many times, but this hearing felt different. In the antechamber he passed statues of civilizations that had each declared themselves permanent. Their inscriptions had been revised so often that the stone beneath the gold leaf was almost gone. An angelic clerk offered him a prepared statement admitting broad responsibility for human corruption. Satan read it, crossed out the word responsibility, and replaced it with usefulness. “That is not the approved language,” the clerk said. “That is why I improved it.” The clerk stared at the altered word and refused to take the page back.</w:t>
       </w:r>
     </w:p>
     <w:p>
@@ -867,7 +908,7 @@
         <w:ind w:firstLine="317"/>
       </w:pPr>
       <w:r>
-        <w:t>The king's testimony opened a procession of convenient memories. Each witness remembered temptation vividly and decision vaguely. Satan forced the court to replay the hours surrounding their crimes. The merchant who starved a province had received reports showing full granaries while children died outside them. The inquisitor had laughed with friends before signing warrants he later described as solemn burdens. The mother who taught hatred had once been corrected by her own child and chosen humiliation over curiosity. Satan did not absolve them. He made their agency impossible to outsource. The gallery grew angrier with every restored detail because responsibility, unlike evil, could not be safely exiled to a monster.</w:t>
+        <w:t>The king's testimony opened a procession of convenient memories. Each witness remembered temptation vividly and decision vaguely. Satan forced the court to replay the hours surrounding their crimes. The merchant who starved a province had received reports showing full granaries while children died outside them. The inquisitor had laughed with friends before signing warrants he later described as solemn burdens. The mother who taught hatred had once been corrected by her own child and chosen humiliation over curiosity. Satan asked each witness who had signed the order. The gallery began shouting before the inquisitor could answer.</w:t>
       </w:r>
     </w:p>
     <w:p>
@@ -955,7 +996,7 @@
         <w:ind w:firstLine="317"/>
       </w:pPr>
       <w:r>
-        <w:t>When Satan called Silence, Obedience, and Certainty, the prosecution attempted to classify them as metaphors and therefore inadmissible. The Presiding Virtue overruled the objection because the court had spent centuries prosecuting humanity with equally abstract sins. Silence testified without speaking: the chamber filled with unanswered prayers, reports buried by institutions, neighbors who heard violence through walls, soldiers who knew orders were wrong, congregations that sensed cruelty and applauded anyway. Obedience then unfolded its uniforms across the floor. Certainty raised its torch, and every faction in the gallery insisted the flame belonged exclusively to its enemies. The nameless woman's mercy was the only evidence that required no doctrine to explain it.</w:t>
+        <w:t>When Satan called Silence, Obedience, and Certainty, the prosecution attempted to classify them as metaphors and therefore inadmissible. The Presiding Virtue overruled the objection because the court had spent centuries prosecuting humanity with equally abstract sins. Silence testified without speaking: the chamber filled with unanswered prayers, reports buried by institutions, neighbors who heard violence through walls, soldiers who knew orders were wrong, congregations that sensed cruelty and applauded anyway. Obedience then unfolded its uniforms across the floor. Certainty raised its torch, and every faction in the gallery insisted the flame belonged exclusively to its enemies. The woman waited for the court to finish arguing. The child had been afraid; she had hidden him. That was her account.</w:t>
       </w:r>
     </w:p>
     <w:p>
@@ -971,7 +1012,7 @@
         <w:ind w:firstLine="317"/>
       </w:pPr>
       <w:r>
-        <w:t>A doctrine of hatred moved to the theologian who composed it and the congregations that enjoyed repeating it. Page by page, the book grew lighter while humanity’s record grew honest. Not innocent. Honest.</w:t>
+        <w:t>A doctrine of hatred moved to the theologian who composed it and the congregations that enjoyed repeating it. Page by page, Satan returned the entries to the people who had chosen the deeds.</w:t>
       </w:r>
     </w:p>
     <w:p>
@@ -995,7 +1036,7 @@
         <w:ind w:firstLine="317"/>
       </w:pPr>
       <w:r>
-        <w:t>After the crack appeared in the light, voices entered faster than the scribes could record them. They did not accuse only Heaven. They accused kings, parents, teachers, lovers, armies, churches, markets, and themselves. Satan watched the Court lose its favorite geometry: good above, evil below, humanity in between. The record became a web instead. The empty chair behind the bench was not an accusation that Heaven alone was guilty. It was a demand that no power remain outside examination. That, Satan knew, was why the chair frightened them.</w:t>
+        <w:t>After the crack appeared in the light, voices entered faster than the scribes could record them. They did not accuse only Heaven. They accused kings, parents, teachers, lovers, armies, churches, markets, and themselves. Satan watched the Court lose its favorite geometry: good above, evil below, humanity in between. The record became a web instead. The empty chair behind the bench remained. The witnesses looked from it to the throne and waited.</w:t>
       </w:r>
     </w:p>
     <w:p>
@@ -1117,7 +1158,7 @@
         <w:ind w:firstLine="317"/>
       </w:pPr>
       <w:r>
-        <w:t>Before the first case, the congregation tried to restore the order of Sunday morning. Ushers assigned benches. Elders whispered about procedure. Reverend Pell asked whether the choir should remain together. The Tribunal ignored them. Their habits survived death because hierarchy had become muscle memory. Ruth alone noticed that the benches were arranged in a circle rather than rows. There was no front. Every seat faced another seat. “Perhaps that is the point,” she murmured. No one heard her, which was also the point.</w:t>
+        <w:t>Before the first case, the congregation tried to restore the order of Sunday morning. Ushers assigned benches. Elders whispered about procedure. Reverend Pell asked whether the choir should remain together. The Tribunal ignored them. They kept waiting for Pell to tell them where to sit. Ruth alone noticed that the benches were arranged in a circle rather than rows. There was no front. Every seat faced another seat. “Perhaps that is the point,” she murmured. No one heard her, which was also the point.</w:t>
       </w:r>
     </w:p>
     <w:p>
@@ -1165,7 +1206,7 @@
         <w:ind w:firstLine="317"/>
       </w:pPr>
       <w:r>
-        <w:t>The winter shelter case unfolded beyond the photograph everyone remembered. The glass showed committee meetings where compassion slowly became inconvenience. At first they debated staffing. Then insurance. Then parking. Finally a developer warned that visible poverty might affect the church's expansion campaign. No one said Abram should freeze. That sentence was never spoken. Instead, responsibility dissolved across twelve reasonable objections until no single person felt cruel enough to stop the result. The Tribunal replayed the final vote without sound. Hands rose politely. Coffee cooled. Outside, Abram folded newspaper beneath his coat.</w:t>
+        <w:t>The winter shelter case unfolded beyond the photograph everyone remembered. The glass showed the committee meetings that led to the shelter's closure. At first they debated staffing. Then insurance. Then parking. Finally a developer warned that visible poverty might affect the church's expansion campaign. No one said Abram should freeze. That sentence was never spoken. Twelve objections were entered in the minutes. No one voted to keep the shelter open. The Tribunal replayed the final vote without sound. Hands rose politely. Coffee cooled. Outside, Abram folded newspaper beneath his coat.</w:t>
       </w:r>
     </w:p>
     <w:p>
@@ -1229,7 +1270,7 @@
         <w:ind w:firstLine="317"/>
       </w:pPr>
       <w:r>
-        <w:t>For once, he was telling the truth. The Tribunal recessed. The damned received no water, but thirst was not their suffering. Their suffering was that conversation continued without allowing anyone to leave.</w:t>
+        <w:t>For once, he was telling the truth. The Tribunal recessed. The damned received no water and could not leave the chamber. Their arguments continued.</w:t>
       </w:r>
     </w:p>
     <w:p>
@@ -1269,7 +1310,7 @@
         <w:ind w:firstLine="317"/>
       </w:pPr>
       <w:r>
-        <w:t>During the recess, Pell moved among the dead trying to rebuild loyalty. He apologized selectively, reminded people of baptisms and weddings, and suggested that the roof failure had been a collective decision. Some listened because even in Hell it was comforting to have a shepherd. Ruth watched him recruit agreement and finally interrupted. “You are doing it again.” Pell demanded to know what she meant. “Turning us into a wall between you and what you know.” The words left him furious because they were plain enough to survive every theological defense.</w:t>
+        <w:t>During the recess, Pell moved among the dead trying to rebuild loyalty. He apologized selectively, reminded people of baptisms and weddings, and suggested that the roof failure had been a collective decision. Some listened because even in Hell it was comforting to have a shepherd. Ruth watched him recruit agreement and finally interrupted. “You are doing it again.” Pell demanded to know what she meant. “Turning us into a wall between you and what you know.” Pell opened his mouth. Ruth was still looking at him.</w:t>
       </w:r>
     </w:p>
     <w:p>
@@ -1309,7 +1350,7 @@
         <w:ind w:firstLine="317"/>
       </w:pPr>
       <w:r>
-        <w:t>“I chose the appearance of safety over the cost of truth.” At last he could see beneath it, not the ruined sanctuary but the people as they had been on the morning of their deaths: impatient, tender, vain, frightened, generous, cruel, alive. The Sentencer removed its veil. It wore Pell’s face. His sentence was not flame.</w:t>
+        <w:t>“I chose the appearance of safety over the cost of truth.” At last he saw the congregation as they had been that morning, alive beneath the failing roof. The Sentencer removed its veil. It wore Pell’s face. His sentence was not flame.</w:t>
       </w:r>
     </w:p>
     <w:p>
@@ -1317,7 +1358,7 @@
         <w:ind w:firstLine="317"/>
       </w:pPr>
       <w:r>
-        <w:t>When Pell lifted the first stone of his sentence, the sanctuary did not appear as a ruin but as a construction site at dawn. The tools were ordinary. The plans were the engineer's original plans, the ones he had postponed. Each stone carried a name. Some belonged to people killed in the collapse; others belonged to those harmed by decisions made in the church long before the roof failed. Pell understood that rebuilding would require more than masonry. Every time he was tempted to make the structure impressive, the foundation cracked. It would stand only when he built for the people who needed shelter rather than the people whose admiration he needed.</w:t>
+        <w:t>The sanctuary appeared as a construction site at dawn. The tools were ordinary. The plans were the engineer's original plans, the ones he had postponed. Each stone carried a name. Some belonged to people killed in the collapse; others belonged to those harmed by decisions made in the church long before the roof failed. Whenever Pell added something for show, the foundation cracked. He returned to the engineer's plans.</w:t>
       </w:r>
     </w:p>
     <w:p>
@@ -1415,7 +1456,7 @@
         <w:ind w:firstLine="317"/>
       </w:pPr>
       <w:r>
-        <w:t>His flames curled beautifully around the margins. The first line offended him. Hell was not made for pain. Hell was made for truth.</w:t>
+        <w:t>His flames curled beautifully around the margins. The first line offended him. Hell was built to confront its prisoners with truth.</w:t>
       </w:r>
     </w:p>
     <w:p>
@@ -1447,7 +1488,7 @@
         <w:ind w:firstLine="317"/>
       </w:pPr>
       <w:r>
-        <w:t>Brother Caldus had entered the abbey at eleven, delivered there by an uncle who considered curiosity a defect best corrected by discipline. The scriptorium taught him beauty before it taught him truth. He learned to grind lapis into blue, gold leaf into halos, and human uncertainty into clean margins. The first manuscript he copied contained three contradictory accounts of a saint's death. When he asked which was true, Severin answered, “The one that best teaches obedience.” Caldus remembered the sentence only when the Furnace Gospel began returning everything he had helped erase.</w:t>
+        <w:t>Brother Caldus had entered the abbey at eleven, delivered there by an uncle who considered curiosity a defect best corrected by discipline. He learned to grind lapis for blue ink and lay gold leaf around the saints' heads. His masters expected a clean page without disputed passages. The first manuscript he copied contained three contradictory accounts of a saint's death. When he asked which was true, Severin answered, “The one that best teaches obedience.” Caldus remembered the sentence only when the Furnace Gospel began returning everything he had helped erase.</w:t>
       </w:r>
     </w:p>
     <w:p>
@@ -1487,7 +1528,7 @@
         <w:ind w:firstLine="317"/>
       </w:pPr>
       <w:r>
-        <w:t>The arrival of pilgrims transformed the abbey overnight. Vendors built stalls along the road. Nobles sent agents demanding private readings. Sick people pressed burned cloth to their bodies. A mother carried a feverish child three days through rain because someone told her the letters in the wall could heal. Severin saw danger and opportunity in equal measure. He established an official queue, an official donation, and an official interpretation. Caldus watched a mystery become an institution in less than a week. The Gospel responded by writing across the sealed stones: A gatekeeper is often a frightened pilgrim who discovered he enjoys the key.</w:t>
+        <w:t>The arrival of pilgrims transformed the abbey overnight. Vendors built stalls along the road. Nobles sent agents demanding private readings. Sick people pressed burned cloth to their bodies. A mother carried a feverish child three days through rain because someone told her the letters in the wall could heal. Severin established a queue and set the donation required for a reading. Within a week, only his interpretation could be read aloud. The Gospel responded by writing across the sealed stones: A gatekeeper is often a frightened pilgrim who discovered he enjoys the key.</w:t>
       </w:r>
     </w:p>
     <w:p>
@@ -1535,7 +1576,7 @@
         <w:ind w:firstLine="317"/>
       </w:pPr>
       <w:r>
-        <w:t>Nema's library beneath the furnace contained no shelves because shelves implied categories the dead had never agreed upon. Testimonies drifted in ash like migrating birds. Caldus read a condemned astronomer's final calculations beside a widow's accusation against a saint, then a child's question about why divine justice resembled the king's prisons. None of the texts were automatically true merely because they had been suppressed. That discovery unsettled him. “I thought this place preserved truth,” he said. Nema corrected him: “It preserves what power removed. Truth still requires judgment.” The Furnace Gospel was not a new authority. It was an attack on the fantasy that authority could spare a person the labor of discernment.</w:t>
+        <w:t>Nema's library beneath the furnace had no shelves. Testimonies drifted in ash like migrating birds. Caldus read a condemned astronomer's final calculations beside a widow's accusation against a saint, then a child's question about why divine justice resembled the king's prisons. None of the texts were automatically true merely because they had been suppressed. That discovery unsettled him. “I thought this place preserved truth,” he said. Nema corrected him: “It preserves what power removed. Truth still requires judgment.” Caldus turned back to the testimony. He would have to check each account himself.</w:t>
       </w:r>
     </w:p>
     <w:p>
@@ -1551,7 +1592,7 @@
         <w:ind w:firstLine="317"/>
       </w:pPr>
       <w:r>
-        <w:t>The Gospel was not one book. It was the pressure of those buried words seeking form. “Why choose me?” “You know how beautiful a lie can be when properly illuminated.” Nema led him through the furnace. The flames were cold.</w:t>
+        <w:t>The discarded words had gathered into the Gospel. “Why choose me?” “You know how beautiful a lie can be when properly illuminated.” Nema led him through the furnace. The flames were cold.</w:t>
       </w:r>
     </w:p>
     <w:p>
@@ -1583,7 +1624,7 @@
         <w:ind w:firstLine="317"/>
       </w:pPr>
       <w:r>
-        <w:t>Caldus found one page written by his own hand but never completed. Years earlier, a novice named Petr had confessed that he no longer believed a relic was genuine. Caldus had reported him to Severin. Petr was expelled in winter and later imprisoned for preaching without permission. In the buried page, Caldus had begun a letter defending the novice, then abandoned it before the ink dried. Nema asked why. “I wanted to remain useful,” he said. “To whom?” Caldus looked around the endless discarded library and understood that usefulness had been the respectable name he gave to fear.</w:t>
+        <w:t>Caldus found one page written by his own hand but never completed. Years earlier, a novice named Petr had confessed that he no longer believed a relic was genuine. Caldus had reported him to Severin. Petr was expelled in winter and later imprisoned for preaching without permission. In the buried page, Caldus had begun a letter defending the novice, then abandoned it before the ink dried. Nema asked why. “I wanted to remain useful,” he said. “To whom?” Caldus looked down at the unfinished letter. He had left Petr in prison to keep his place at the abbey.</w:t>
       </w:r>
     </w:p>
     <w:p>
@@ -1623,7 +1664,7 @@
         <w:ind w:firstLine="317"/>
       </w:pPr>
       <w:r>
-        <w:t>After the abbey burned, the surviving monks argued for months about what had happened. Some called Caldus a prophet. Others called him destroyer. He rejected both titles. He and a handful of novices began copying texts again, but every volume included its sources, disputes, omissions, and uncertainties. Their pages were uglier than the old illuminated histories and harder to weaponize. Travelers complained that the new books gave no simple answers. Caldus considered that their first sign of honesty.</w:t>
+        <w:t>After the abbey burned, the surviving monks argued for months about what had happened. Some called Caldus a prophet. Others called him destroyer. He rejected both titles. He and a handful of novices began copying texts again, but every volume included its sources, disputes, omissions, and uncertainties. Disputed passages filled the margins. Travelers complained that they could not tell which version to believe. Caldus showed them where the accounts differed.</w:t>
       </w:r>
     </w:p>
     <w:p>
@@ -1631,7 +1672,7 @@
         <w:ind w:firstLine="317"/>
       </w:pPr>
       <w:r>
-        <w:t>Beneath the image waited a blank line. Caldus understood. The Gospel did not predict. It demanded authorship.</w:t>
+        <w:t>Beneath the image waited a blank line. Caldus understood. The line was waiting for him to write it.</w:t>
       </w:r>
     </w:p>
     <w:p>
@@ -1639,7 +1680,7 @@
         <w:ind w:firstLine="317"/>
       </w:pPr>
       <w:r>
-        <w:t>He wrote: The truth did not save us. It made salvation impossible to counterfeit. The furnace went dark. Without its light, dawn entered through the windows.</w:t>
+        <w:t>He wrote: We have kept the accounts we once burned. Read them before you call us holy. The furnace went dark. Without its light, dawn entered through the windows.</w:t>
       </w:r>
     </w:p>
     <w:p>
@@ -1745,7 +1786,7 @@
         <w:ind w:firstLine="317"/>
       </w:pPr>
       <w:r>
-        <w:t>Silas Creed had discovered the economics of fear by accident. In his first church, attendance doubled after a sermon about demonic influence in popular music. The offering doubled too. An elder congratulated him on “speaking boldly,” and Silas felt the peculiar warmth of being rewarded for certainty. He told himself the crowd had responded to truth. Years later, his staff would test sermon titles in advance, tracking which threats increased attendance, donations, and mail orders. They never called it marketing. They called it discernment.</w:t>
+        <w:t>Silas Creed had discovered the economics of fear by accident. In his first church, attendance doubled after a sermon about demonic influence in popular music. The offering doubled too. An elder congratulated him on “speaking boldly,” and Silas felt the peculiar warmth of being rewarded for certainty. He told himself the crowd had responded to truth. Years later, his staff would test sermon titles in advance, tracking which threats increased attendance, donations, and mail orders. The staff called those calculations discernment.</w:t>
       </w:r>
     </w:p>
     <w:p>
@@ -1793,7 +1834,7 @@
         <w:ind w:firstLine="317"/>
       </w:pPr>
       <w:r>
-        <w:t>The visitor made Silas listen to a tape he did not remember labeling. It contained no sermon, only backstage conversations recorded over an old cassette. Silas heard himself asking whether the story about a possessed teenager had been verified. A producer answered that verification would weaken the segment. Another voice suggested changing “claimed to see” into “saw.” Silas laughed and approved it. In the bedroom, he demanded to know why such small editorial choices mattered. Satan replied, “Because you taught millions of people to fear evidence less than confidence.”</w:t>
+        <w:t>The visitor made Silas listen to a tape he did not remember labeling. It contained no sermon, only backstage conversations recorded over an old cassette. Silas heard himself asking whether the story about a possessed teenager had been verified. A producer answered that verification would weaken the segment. Another voice suggested changing “claimed to see” into “saw.” Silas laughed and approved it. In the bedroom, he demanded to know why such small editorial choices mattered. Satan replied, “Because you taught millions of people to trust a claim you had never checked.”</w:t>
       </w:r>
     </w:p>
     <w:p>
@@ -1833,7 +1874,7 @@
         <w:ind w:firstLine="317"/>
       </w:pPr>
       <w:r>
-        <w:t>Miriam's appearance broke something the tapes could not. Silas remembered her as difficult during those years, argumentative and spiritually cold. Now the room showed what his memory had edited out: the way she flinched when her husband raised his voice, the long sleeves in summer, the half-packed suitcase in her car. Silas had noticed each detail separately and refused to assemble them into knowledge. “I thought keeping the marriage together might save him too,” he said. Miriam answered, “You were willing to use me as the treatment.” There was no theological phrase left that could make the sentence smaller.</w:t>
+        <w:t>Miriam's appearance broke something the tapes could not. Silas remembered her as difficult during those years, argumentative and spiritually cold. Now the room showed what his memory had edited out: the way she flinched when her husband raised his voice, the long sleeves in summer, the half-packed suitcase in her car. Silas had noticed each detail separately and refused to assemble them into knowledge. “I thought keeping the marriage together might save him too,” he said. Miriam answered, “You were willing to use me as the treatment.” Silas could not answer her.</w:t>
       </w:r>
     </w:p>
     <w:p>
@@ -1849,7 +1890,7 @@
         <w:ind w:firstLine="317"/>
       </w:pPr>
       <w:r>
-        <w:t>None was removed. None canceled what followed. His life refused the simplicity he had sold to others. At 3:17, the bedroom door opened.</w:t>
+        <w:t>Silas watched the clinic stay on the screen beside the donation charts. At 3:17, the bedroom door opened.</w:t>
       </w:r>
     </w:p>
     <w:p>
@@ -1881,7 +1922,7 @@
         <w:ind w:firstLine="317"/>
       </w:pPr>
       <w:r>
-        <w:t>Before dawn, Satan showed Silas one final audience: people who had heard his sermons and rejected them. A teacher who told a terrified student that questions were not possession. A mother who left Silas's church after he condemned her son and chose the son. A veteran who stopped using divine language to excuse what he had done in war. Silas was surprised to feel offended that goodness had grown in opposition to him. Satan noticed. “You still want to own every mercy that happened near your name.” The lesson echoed Lucian Voss's ledger, though Silas had never known the man.</w:t>
+        <w:t>Before dawn, Satan showed Silas one final audience: people who had heard his sermons and rejected them. A teacher who told a terrified student that questions were not possession. A mother who left Silas's church after he condemned her son and chose the son. A veteran who stopped using divine language to excuse what he had done in war. Silas was surprised to feel offended that goodness had grown in opposition to him. Satan noticed. “You still want to own every mercy that happened near your name.” Silas looked away from the people who had learned to live without his sermons.</w:t>
       </w:r>
     </w:p>
     <w:p>
@@ -1921,7 +1962,7 @@
         <w:ind w:firstLine="317"/>
       </w:pPr>
       <w:r>
-        <w:t>The morning of the final sermon, Silas's staff sensed something was wrong. His media director handed him the approved retirement message. An elder warned that donors expected gratitude, not controversy. His wife asked whether he was ill. Silas looked at the polished hallway lined with photographs of himself beside presidents, athletes, and grieving families. For decades the building had reflected his voice back to him until echo felt like agreement. He entered the sanctuary carrying the blank cassette because, for the first time, he had no idea whether telling the truth would leave anything standing.</w:t>
+        <w:t>The morning of the final sermon, Silas's staff sensed something was wrong. His media director handed him the approved retirement message. An elder warned that donors expected gratitude, not controversy. His wife asked whether he was ill. Silas looked at the polished hallway lined with photographs of himself beside presidents, athletes, and grieving families. He passed the photographs of himself along the hallway, remembering the applause at each occasion. He entered the sanctuary carrying the blank cassette because, for the first time, he had no idea whether telling the truth would leave anything standing.</w:t>
       </w:r>
     </w:p>
     <w:p>
@@ -1969,7 +2010,7 @@
         <w:ind w:firstLine="317"/>
       </w:pPr>
       <w:r>
-        <w:t>In the seven months after the sermon, the ministry did collapse. Lawsuits arrived. Former staff released documents. Supporters called Silas betrayed, senile, courageous, possessed, repentant, and opportunistic. He refused interviews. Instead he spent his remaining time answering letters from people who described what his words had done. Some thanked him. Some cursed him. Some wanted money. Some wanted only acknowledgment. He learned that apology was not a speech but a practice of remaining present after the part where one wanted to be forgiven. Miriam never told him everything was repaired. She gave him the spare room anyway.</w:t>
+        <w:t>In the seven months after the sermon, the ministry did collapse. Lawsuits arrived. Former staff released documents. His supporters quarreled over whether he had repented or lost his mind. He refused interviews. Instead he spent his remaining time answering letters from people who described what his words had done. Some thanked him. Some cursed him. Some wanted money. Some wanted only acknowledgment. He kept answering, including the letters that refused his apology. Miriam never told him everything was repaired. She gave him the spare room anyway.</w:t>
       </w:r>
     </w:p>
     <w:p>
@@ -1977,7 +2018,7 @@
         <w:ind w:firstLine="317"/>
       </w:pPr>
       <w:r>
-        <w:t>He died seven months later, not beneath painted angels or before a cheering crowd, but in Miriam’s spare room with the window open. At 3:17 in the morning, he entered a narrow hall. The people who had believed him waited there. Some held gratitude.</w:t>
+        <w:t>He died seven months later in Miriam's spare room with the window open. At 3:17 in the morning, he entered a narrow hall. The people who had believed him waited there. Some held gratitude.</w:t>
       </w:r>
     </w:p>
     <w:p>
